--- a/src/Parchment.Tests/Docx/StringListTests.LoopScopeStringListFallsThroughToFluid.verified.docx
+++ b/src/Parchment.Tests/Docx/StringListTests.LoopScopeStringListFallsThroughToFluid.verified.docx
@@ -19,6 +19,7 @@
           <w:ilvl w:val="0"/>
           <w:numId w:val="1"/>
         </w:numPr>
+        <w:contextualSpacing/>
       </w:pPr>
       <w:r>
         <w:t xml:space="preserve">a</w:t>
@@ -31,6 +32,7 @@
           <w:ilvl w:val="0"/>
           <w:numId w:val="1"/>
         </w:numPr>
+        <w:contextualSpacing/>
       </w:pPr>
       <w:r>
         <w:t xml:space="preserve">b</w:t>
@@ -60,7 +62,7 @@
   <abstractNum xmlns:p2="http://schemas.openxmlformats.org/wordprocessingml/2006/main" p2:abstractNumId="0">
     <p2:lvl p2:ilvl="0">
       <p2:numFmt p2:val="bullet"/>
-      <p2:lvlText p2:val="●"/>
+      <p2:lvlText p2:val=""/>
       <p2:lvlJc p2:val="left"/>
       <p2:pPr>
         <p2:ind p2:left="720" p2:hanging="360"/>
@@ -71,24 +73,24 @@
     </p2:lvl>
     <p2:lvl p2:ilvl="1">
       <p2:numFmt p2:val="bullet"/>
-      <p2:lvlText p2:val="○"/>
+      <p2:lvlText p2:val="o"/>
       <p2:lvlJc p2:val="left"/>
       <p2:pPr>
         <p2:ind p2:left="1080" p2:hanging="360"/>
       </p2:pPr>
       <p2:rPr>
-        <p2:rFonts p2:hint="default" p2:ascii="Symbol" p2:hAnsi="Symbol"/>
+        <p2:rFonts p2:hint="default" p2:ascii="Courier New" p2:hAnsi="Courier New"/>
       </p2:rPr>
     </p2:lvl>
     <p2:lvl p2:ilvl="2">
       <p2:numFmt p2:val="bullet"/>
-      <p2:lvlText p2:val="■"/>
+      <p2:lvlText p2:val=""/>
       <p2:lvlJc p2:val="left"/>
       <p2:pPr>
         <p2:ind p2:left="1440" p2:hanging="360"/>
       </p2:pPr>
       <p2:rPr>
-        <p2:rFonts p2:hint="default" p2:ascii="Symbol" p2:hAnsi="Symbol"/>
+        <p2:rFonts p2:hint="default" p2:ascii="Wingdings" p2:hAnsi="Wingdings"/>
       </p2:rPr>
     </p2:lvl>
   </abstractNum>

--- a/src/Parchment.Tests/Docx/StringListTests.LoopScopeStringListFallsThroughToFluid.verified.docx
+++ b/src/Parchment.Tests/Docx/StringListTests.LoopScopeStringListFallsThroughToFluid.verified.docx
@@ -65,7 +65,7 @@
       <p2:lvlText p2:val=""/>
       <p2:lvlJc p2:val="left"/>
       <p2:pPr>
-        <p2:ind p2:left="720" p2:hanging="360"/>
+        <p2:ind p2:left="480" p2:hanging="240"/>
       </p2:pPr>
       <p2:rPr>
         <p2:rFonts p2:hint="default" p2:ascii="Symbol" p2:hAnsi="Symbol"/>
@@ -76,7 +76,7 @@
       <p2:lvlText p2:val="o"/>
       <p2:lvlJc p2:val="left"/>
       <p2:pPr>
-        <p2:ind p2:left="1080" p2:hanging="360"/>
+        <p2:ind p2:left="960" p2:hanging="240"/>
       </p2:pPr>
       <p2:rPr>
         <p2:rFonts p2:hint="default" p2:ascii="Courier New" p2:hAnsi="Courier New"/>
@@ -87,7 +87,7 @@
       <p2:lvlText p2:val=""/>
       <p2:lvlJc p2:val="left"/>
       <p2:pPr>
-        <p2:ind p2:left="1440" p2:hanging="360"/>
+        <p2:ind p2:left="1440" p2:hanging="240"/>
       </p2:pPr>
       <p2:rPr>
         <p2:rFonts p2:hint="default" p2:ascii="Wingdings" p2:hAnsi="Wingdings"/>
